--- a/static/files/14-TOMASI DI LAMPEDUSA la terra del rimorso.docx
+++ b/static/files/14-TOMASI DI LAMPEDUSA la terra del rimorso.docx
@@ -1074,7 +1074,7 @@
         <w:t xml:space="preserve"> Se vogliamo che tutto r</w:t>
       </w:r>
       <w:r>
-        <w:t>esti</w:t>
+        <w:t>imanga</w:t>
       </w:r>
       <w:r>
         <w:t xml:space="preserve"> com’è, bisogna che </w:t>
@@ -7310,9 +7310,12 @@
   </w:compat>
   <w:rsids>
     <w:rsidRoot w:val="00861B5E"/>
+    <w:rsid w:val="001D6A1E"/>
     <w:rsid w:val="004D5348"/>
+    <w:rsid w:val="0075140B"/>
     <w:rsid w:val="0085779A"/>
     <w:rsid w:val="00861B5E"/>
+    <w:rsid w:val="00C75845"/>
   </w:rsids>
   <m:mathPr>
     <m:mathFont m:val="Cambria Math"/>
